--- a/e2e/fixtures/comprehensive-word-element-test.docx
+++ b/e2e/fixtures/comprehensive-word-element-test.docx
@@ -655,9 +655,13 @@
         <w:t xml:space="preserve">Smart quotes: “Double quoted” and ‘Single quoted’ with an apostrophe it’s.</w:t>
       </w:r>
     </w:p>
-    <w:pBdr>
-      <w:bottom w:val="single" w:color="auto" w:sz="6" w:space="1"/>
-    </w:pBdr>
+    <w:p>
+      <w:pPr>
+        <w:pBdr>
+          <w:bottom w:val="single" w:color="auto" w:sz="6" w:space="1"/>
+        </w:pBdr>
+      </w:pPr>
+    </w:p>
     <w:p>
       <w:r>
         <w:br w:type="page"/>
@@ -3251,7 +3255,9 @@
         <w:t xml:space="preserve">text with a QA review comment</w:t>
       </w:r>
       <w:commentRangeEnd w:id="0"/>
-      <w:commentReference w:id="0"/>
+      <w:r>
+        <w:commentReference w:id="0"/>
+      </w:r>
       <w:r>
         <w:t xml:space="preserve"> attached to it. And here is </w:t>
       </w:r>
@@ -3263,7 +3269,9 @@
         <w:t xml:space="preserve">legal-approved text</w:t>
       </w:r>
       <w:commentRangeEnd w:id="1"/>
-      <w:commentReference w:id="1"/>
+      <w:r>
+        <w:commentReference w:id="1"/>
+      </w:r>
       <w:r>
         <w:t xml:space="preserve"> with another comment.</w:t>
       </w:r>
@@ -3286,8 +3294,12 @@
       </w:r>
       <w:commentRangeEnd w:id="3"/>
       <w:commentRangeEnd w:id="2"/>
-      <w:commentReference w:id="2"/>
-      <w:commentReference w:id="3"/>
+      <w:r>
+        <w:commentReference w:id="2"/>
+      </w:r>
+      <w:r>
+        <w:commentReference w:id="3"/>
+      </w:r>
       <w:r>
         <w:t xml:space="preserve"> demonstrating threaded comments.</w:t>
       </w:r>
@@ -3529,7 +3541,7 @@
           <wp:inline distT="0" distB="0" distL="0" distR="0">
             <wp:extent cx="190500" cy="190500"/>
             <wp:effectExtent t="0" r="0" b="0" l="0"/>
-            <wp:docPr id="1" name="red" descr="Red square" title="Red"/>
+            <wp:docPr id="2" name="red" descr="Red square" title="Red"/>
             <wp:cNvGraphicFramePr>
               <a:graphicFrameLocks xmlns:a="http://schemas.openxmlformats.org/drawingml/2006/main" noChangeAspect="1"/>
             </wp:cNvGraphicFramePr>
@@ -3568,7 +3580,7 @@
           <wp:inline distT="0" distB="0" distL="0" distR="0">
             <wp:extent cx="190500" cy="190500"/>
             <wp:effectExtent t="0" r="0" b="0" l="0"/>
-            <wp:docPr id="1" name="blue" descr="Blue square" title="Blue"/>
+            <wp:docPr id="3" name="blue" descr="Blue square" title="Blue"/>
             <wp:cNvGraphicFramePr>
               <a:graphicFrameLocks xmlns:a="http://schemas.openxmlformats.org/drawingml/2006/main" noChangeAspect="1"/>
             </wp:cNvGraphicFramePr>
@@ -3607,7 +3619,7 @@
           <wp:inline distT="0" distB="0" distL="0" distR="0">
             <wp:extent cx="190500" cy="190500"/>
             <wp:effectExtent t="0" r="0" b="0" l="0"/>
-            <wp:docPr id="1" name="green" descr="Green square" title="Green"/>
+            <wp:docPr id="4" name="green" descr="Green square" title="Green"/>
             <wp:cNvGraphicFramePr>
               <a:graphicFrameLocks xmlns:a="http://schemas.openxmlformats.org/drawingml/2006/main" noChangeAspect="1"/>
             </wp:cNvGraphicFramePr>
@@ -3646,7 +3658,7 @@
           <wp:inline distT="0" distB="0" distL="0" distR="0">
             <wp:extent cx="190500" cy="190500"/>
             <wp:effectExtent t="0" r="0" b="0" l="0"/>
-            <wp:docPr id="1" name="orange" descr="Orange square" title="Orange"/>
+            <wp:docPr id="5" name="orange" descr="Orange square" title="Orange"/>
             <wp:cNvGraphicFramePr>
               <a:graphicFrameLocks xmlns:a="http://schemas.openxmlformats.org/drawingml/2006/main" noChangeAspect="1"/>
             </wp:cNvGraphicFramePr>
@@ -3701,7 +3713,7 @@
           <wp:inline distT="0" distB="0" distL="0" distR="0">
             <wp:extent cx="2857500" cy="762000"/>
             <wp:effectExtent t="0" r="0" b="0" l="0"/>
-            <wp:docPr id="1" name="banner" descr="Test banner" title="Banner"/>
+            <wp:docPr id="6" name="banner" descr="Test banner" title="Banner"/>
             <wp:cNvGraphicFramePr>
               <a:graphicFrameLocks xmlns:a="http://schemas.openxmlformats.org/drawingml/2006/main" noChangeAspect="1"/>
             </wp:cNvGraphicFramePr>
@@ -3778,7 +3790,7 @@
             <wp:extent cx="952500" cy="952500"/>
             <wp:effectExtent t="0" r="0" b="0" l="0"/>
             <wp:wrapSquare wrapText="bothSides" distT="0" distB="0" distL="114300" distR="0"/>
-            <wp:docPr id="1" name="float" descr="Floating image" title="Float"/>
+            <wp:docPr id="7" name="float" descr="Floating image" title="Float"/>
             <wp:cNvGraphicFramePr>
               <a:graphicFrameLocks xmlns:a="http://schemas.openxmlformats.org/drawingml/2006/main" noChangeAspect="1"/>
             </wp:cNvGraphicFramePr>
@@ -3923,9 +3935,13 @@
         <w:t xml:space="preserve">11.3 Thematic Break (Horizontal Rule)</w:t>
       </w:r>
     </w:p>
-    <w:pBdr>
-      <w:bottom w:val="single" w:color="auto" w:sz="6" w:space="1"/>
-    </w:pBdr>
+    <w:p>
+      <w:pPr>
+        <w:pBdr>
+          <w:bottom w:val="single" w:color="auto" w:sz="6" w:space="1"/>
+        </w:pBdr>
+      </w:pPr>
+    </w:p>
     <w:p>
       <w:pPr>
         <w:spacing w:after="120"/>
@@ -4511,8 +4527,8 @@
       <w:pPr>
         <w:pBdr>
           <w:top w:val="single" w:color="000000" w:sz="1" w:space="4"/>
+          <w:left w:val="single" w:color="000000" w:sz="1" w:space="8"/>
           <w:bottom w:val="single" w:color="000000" w:sz="1" w:space="4"/>
-          <w:left w:val="single" w:color="000000" w:sz="1" w:space="8"/>
           <w:right w:val="single" w:color="000000" w:sz="1" w:space="8"/>
         </w:pBdr>
         <w:shd w:fill="FAFAFA" w:val="clear"/>
@@ -4548,8 +4564,8 @@
       <w:pPr>
         <w:pBdr>
           <w:top w:val="single" w:color="2E75B6" w:sz="3" w:space="4"/>
+          <w:left w:val="single" w:color="2E75B6" w:sz="3" w:space="8"/>
           <w:bottom w:val="single" w:color="2E75B6" w:sz="3" w:space="4"/>
-          <w:left w:val="single" w:color="2E75B6" w:sz="3" w:space="8"/>
           <w:right w:val="single" w:color="2E75B6" w:sz="3" w:space="8"/>
         </w:pBdr>
         <w:shd w:fill="E8F0FE" w:val="clear"/>
@@ -4571,8 +4587,8 @@
       <w:pPr>
         <w:pBdr>
           <w:top w:val="single" w:color="CC6600" w:sz="6" w:space="4"/>
+          <w:left w:val="thick" w:color="CC6600" w:sz="12" w:space="8"/>
           <w:bottom w:val="single" w:color="CC6600" w:sz="6" w:space="4"/>
-          <w:left w:val="thick" w:color="CC6600" w:sz="12" w:space="8"/>
           <w:right w:val="single" w:color="CC6600" w:sz="1" w:space="8"/>
         </w:pBdr>
         <w:shd w:fill="FFF8E1" w:val="clear"/>
@@ -4594,8 +4610,8 @@
       <w:pPr>
         <w:pBdr>
           <w:top w:val="single" w:color="28A745" w:sz="1" w:space="4"/>
+          <w:left w:val="thick" w:color="28A745" w:sz="12" w:space="8"/>
           <w:bottom w:val="single" w:color="28A745" w:sz="1" w:space="4"/>
-          <w:left w:val="thick" w:color="28A745" w:sz="12" w:space="8"/>
           <w:right w:val="single" w:color="28A745" w:sz="1" w:space="8"/>
         </w:pBdr>
         <w:shd w:fill="D4EDDA" w:val="clear"/>
@@ -4620,8 +4636,8 @@
       <w:pPr>
         <w:pBdr>
           <w:top w:val="single" w:color="DC3545" w:sz="1" w:space="4"/>
+          <w:left w:val="thick" w:color="DC3545" w:sz="12" w:space="8"/>
           <w:bottom w:val="single" w:color="DC3545" w:sz="1" w:space="4"/>
-          <w:left w:val="thick" w:color="DC3545" w:sz="12" w:space="8"/>
           <w:right w:val="single" w:color="DC3545" w:sz="1" w:space="8"/>
         </w:pBdr>
         <w:shd w:fill="F8D7DA" w:val="clear"/>
@@ -4814,7 +4830,7 @@
         </w:rPr>
         <w:t xml:space="preserve">PAGE: </w:t>
       </w:r>
-      <w:fldSimple w:instr="[object Object]"/>
+      <w:fldSimple w:instr="PAGE"/>
     </w:p>
     <w:p>
       <w:pPr>
@@ -4827,7 +4843,7 @@
         </w:rPr>
         <w:t xml:space="preserve">NUMPAGES: </w:t>
       </w:r>
-      <w:fldSimple w:instr="[object Object]"/>
+      <w:fldSimple w:instr="NUMPAGES"/>
     </w:p>
     <w:p>
       <w:pPr>
@@ -4840,7 +4856,7 @@
         </w:rPr>
         <w:t xml:space="preserve">TITLE: </w:t>
       </w:r>
-      <w:fldSimple w:instr="[object Object]"/>
+      <w:fldSimple w:instr="TITLE"/>
     </w:p>
     <w:p>
       <w:pPr>
@@ -4853,7 +4869,7 @@
         </w:rPr>
         <w:t xml:space="preserve">AUTHOR: </w:t>
       </w:r>
-      <w:fldSimple w:instr="[object Object]"/>
+      <w:fldSimple w:instr="AUTHOR"/>
     </w:p>
     <w:p>
       <w:pPr>
@@ -4866,7 +4882,7 @@
         </w:rPr>
         <w:t xml:space="preserve">DATE: </w:t>
       </w:r>
-      <w:fldSimple w:instr="[object Object]"/>
+      <w:fldSimple w:instr="DATE"/>
     </w:p>
     <w:p>
       <w:pPr>
@@ -4879,7 +4895,7 @@
         </w:rPr>
         <w:t xml:space="preserve">TIME: </w:t>
       </w:r>
-      <w:fldSimple w:instr="[object Object]"/>
+      <w:fldSimple w:instr="TIME"/>
     </w:p>
     <w:p>
       <w:pPr>
@@ -4892,7 +4908,7 @@
         </w:rPr>
         <w:t xml:space="preserve">FILENAME: </w:t>
       </w:r>
-      <w:fldSimple w:instr="[object Object]"/>
+      <w:fldSimple w:instr="FILENAME"/>
     </w:p>
     <w:p>
       <w:r>
@@ -4919,9 +4935,8 @@
     </w:p>
     <w:tbl>
       <w:tblPr>
-        <w:tblpPr w:tblpY="200" w:horzAnchor="margin" w:tblpXSpec="center" w:vertAnchor="text">
-          <w:tblOverlap w:val="never"/>
-        </w:tblpPr>
+        <w:tblpPr w:tblpY="200" w:horzAnchor="margin" w:tblpXSpec="center" w:vertAnchor="text"/>
+        <w:tblOverlap w:val="never"/>
         <w:tblW w:type="dxa" w:w="5000"/>
         <w:tblBorders>
           <w:top w:val="single" w:color="auto" w:sz="4"/>
@@ -5566,7 +5581,7 @@
                 <wp:inline distT="0" distB="0" distL="0" distR="0">
                   <wp:extent cx="381000" cy="381000"/>
                   <wp:effectExtent t="0" r="0" b="0" l="0"/>
-                  <wp:docPr id="1" name="red" descr="Red square" title="Red"/>
+                  <wp:docPr id="8" name="red" descr="Red square" title="Red"/>
                   <wp:cNvGraphicFramePr>
                     <a:graphicFrameLocks xmlns:a="http://schemas.openxmlformats.org/drawingml/2006/main" noChangeAspect="1"/>
                   </wp:cNvGraphicFramePr>
@@ -5642,7 +5657,7 @@
                 <wp:inline distT="0" distB="0" distL="0" distR="0">
                   <wp:extent cx="381000" cy="381000"/>
                   <wp:effectExtent t="0" r="0" b="0" l="0"/>
-                  <wp:docPr id="1" name="blue" descr="Blue square" title="Blue"/>
+                  <wp:docPr id="9" name="blue" descr="Blue square" title="Blue"/>
                   <wp:cNvGraphicFramePr>
                     <a:graphicFrameLocks xmlns:a="http://schemas.openxmlformats.org/drawingml/2006/main" noChangeAspect="1"/>
                   </wp:cNvGraphicFramePr>
@@ -5718,7 +5733,7 @@
                 <wp:inline distT="0" distB="0" distL="0" distR="0">
                   <wp:extent cx="381000" cy="381000"/>
                   <wp:effectExtent t="0" r="0" b="0" l="0"/>
-                  <wp:docPr id="1" name="green" descr="Green square" title="Green"/>
+                  <wp:docPr id="10" name="green" descr="Green square" title="Green"/>
                   <wp:cNvGraphicFramePr>
                     <a:graphicFrameLocks xmlns:a="http://schemas.openxmlformats.org/drawingml/2006/main" noChangeAspect="1"/>
                   </wp:cNvGraphicFramePr>
@@ -5794,7 +5809,7 @@
                 <wp:inline distT="0" distB="0" distL="0" distR="0">
                   <wp:extent cx="381000" cy="381000"/>
                   <wp:effectExtent t="0" r="0" b="0" l="0"/>
-                  <wp:docPr id="1" name="orange" descr="Orange square" title="Orange"/>
+                  <wp:docPr id="11" name="orange" descr="Orange square" title="Orange"/>
                   <wp:cNvGraphicFramePr>
                     <a:graphicFrameLocks xmlns:a="http://schemas.openxmlformats.org/drawingml/2006/main" noChangeAspect="1"/>
                   </wp:cNvGraphicFramePr>
@@ -8016,8 +8031,8 @@
           </w:pPr>
           <w:r>
             <w:rPr>
+              <w:i/>
               <w:color w:val="808080"/>
-              <w:i/>
             </w:rPr>
             <w:t>Click here to enter your full name</w:t>
           </w:r>
@@ -8049,8 +8064,8 @@
           </w:pPr>
           <w:r>
             <w:rPr>
+              <w:i/>
               <w:color w:val="808080"/>
-              <w:i/>
             </w:rPr>
             <w:t>Click here to enter rich text (supports bold, italic, etc.)</w:t>
           </w:r>
@@ -8092,8 +8107,8 @@
           </w:pPr>
           <w:r>
             <w:rPr>
+              <w:i/>
               <w:color w:val="808080"/>
-              <w:i/>
             </w:rPr>
             <w:t>Choose a department...</w:t>
           </w:r>
@@ -8133,8 +8148,8 @@
           </w:pPr>
           <w:r>
             <w:rPr>
+              <w:i/>
               <w:color w:val="808080"/>
-              <w:i/>
             </w:rPr>
             <w:t>Select or type priority...</w:t>
           </w:r>
@@ -8172,8 +8187,8 @@
           </w:pPr>
           <w:r>
             <w:rPr>
+              <w:i/>
               <w:color w:val="808080"/>
-              <w:i/>
             </w:rPr>
             <w:t>Click to select a date...</w:t>
           </w:r>
@@ -8211,8 +8226,8 @@
           </w:pPr>
           <w:r>
             <w:rPr>
+              <w:i/>
               <w:color w:val="808080"/>
-              <w:i/>
             </w:rPr>
             <w:t>Click to select a date...</w:t>
           </w:r>
@@ -8253,8 +8268,8 @@
           </w:pPr>
           <w:r>
             <w:rPr>
+              <w:i/>
               <w:color w:val="808080"/>
-              <w:i/>
             </w:rPr>
             <w:t>Select status...</w:t>
           </w:r>
@@ -8319,8 +8334,8 @@
               <w:p>
                 <w:r>
                   <w:rPr>
+                    <w:i/>
                     <w:color w:val="808080"/>
-                    <w:i/>
                   </w:rPr>
                   <w:t>Enter project name</w:t>
                 </w:r>
@@ -8366,8 +8381,8 @@
               <w:p>
                 <w:r>
                   <w:rPr>
+                    <w:i/>
                     <w:color w:val="808080"/>
-                    <w:i/>
                   </w:rPr>
                   <w:t>Select team lead...</w:t>
                 </w:r>
@@ -8412,8 +8427,8 @@
               <w:p>
                 <w:r>
                   <w:rPr>
+                    <w:i/>
                     <w:color w:val="808080"/>
-                    <w:i/>
                   </w:rPr>
                   <w:t>Select target date</w:t>
                 </w:r>
@@ -8460,8 +8475,8 @@
               <w:p>
                 <w:r>
                   <w:rPr>
+                    <w:i/>
                     <w:color w:val="808080"/>
-                    <w:i/>
                   </w:rPr>
                   <w:t>Select risk level...</w:t>
                 </w:r>
@@ -8500,8 +8515,8 @@
               <w:p>
                 <w:r>
                   <w:rPr>
+                    <w:i/>
                     <w:color w:val="808080"/>
-                    <w:i/>
                   </w:rPr>
                   <w:t>Enter rich text description</w:t>
                 </w:r>
@@ -14078,6 +14093,16 @@
     </w:rPrDefault>
     <w:pPrDefault/>
   </w:docDefaults>
+  <w:style w:type="paragraph" w:default="1" w:styleId="Normal">
+    <w:name w:val="Normal"/>
+    <w:qFormat/>
+  </w:style>
+  <w:style w:type="character" w:default="1" w:styleId="DefaultParagraphFont">
+    <w:name w:val="Default Paragraph Font"/>
+    <w:uiPriority w:val="1"/>
+    <w:semiHidden/>
+    <w:unhideWhenUsed/>
+  </w:style>
   <w:style w:type="paragraph" w:styleId="Title">
     <w:name w:val="Title"/>
     <w:basedOn w:val="Normal"/>
@@ -14086,59 +14111,6 @@
     <w:rPr>
       <w:sz w:val="56"/>
       <w:szCs w:val="56"/>
-    </w:rPr>
-  </w:style>
-  <w:style w:type="paragraph" w:styleId="Heading1">
-    <w:name w:val="Heading 1"/>
-    <w:basedOn w:val="Normal"/>
-    <w:next w:val="Normal"/>
-    <w:qFormat/>
-    <w:rPr>
-      <w:color w:val="2E74B5"/>
-      <w:sz w:val="32"/>
-      <w:szCs w:val="32"/>
-    </w:rPr>
-  </w:style>
-  <w:style w:type="paragraph" w:styleId="Heading2">
-    <w:name w:val="Heading 2"/>
-    <w:basedOn w:val="Normal"/>
-    <w:next w:val="Normal"/>
-    <w:qFormat/>
-    <w:rPr>
-      <w:color w:val="2E74B5"/>
-      <w:sz w:val="26"/>
-      <w:szCs w:val="26"/>
-    </w:rPr>
-  </w:style>
-  <w:style w:type="paragraph" w:styleId="Heading3">
-    <w:name w:val="Heading 3"/>
-    <w:basedOn w:val="Normal"/>
-    <w:next w:val="Normal"/>
-    <w:qFormat/>
-    <w:rPr>
-      <w:color w:val="1F4D78"/>
-      <w:sz w:val="24"/>
-      <w:szCs w:val="24"/>
-    </w:rPr>
-  </w:style>
-  <w:style w:type="paragraph" w:styleId="Heading4">
-    <w:name w:val="Heading 4"/>
-    <w:basedOn w:val="Normal"/>
-    <w:next w:val="Normal"/>
-    <w:qFormat/>
-    <w:rPr>
-      <w:i/>
-      <w:iCs/>
-      <w:color w:val="2E74B5"/>
-    </w:rPr>
-  </w:style>
-  <w:style w:type="paragraph" w:styleId="Heading5">
-    <w:name w:val="Heading 5"/>
-    <w:basedOn w:val="Normal"/>
-    <w:next w:val="Normal"/>
-    <w:qFormat/>
-    <w:rPr>
-      <w:color w:val="2E74B5"/>
     </w:rPr>
   </w:style>
   <w:style w:type="paragraph" w:styleId="Heading6">
